--- a/Memoria_tecnica_DavidZafraCordoba.docx
+++ b/Memoria_tecnica_DavidZafraCordoba.docx
@@ -773,10 +773,7 @@
         <w:pStyle w:val="Ttulo2"/>
       </w:pPr>
       <w:r>
-        <w:t>Fase 1</w:t>
-      </w:r>
-      <w:r>
-        <w:t xml:space="preserve"> </w:t>
+        <w:t xml:space="preserve">Fase 1 </w:t>
       </w:r>
     </w:p>
     <w:p/>
@@ -890,6 +887,9 @@
         <w:ind w:right="0"/>
       </w:pPr>
       <w:r>
+        <w:rPr>
+          <w:noProof/>
+        </w:rPr>
         <w:drawing>
           <wp:inline distT="0" distB="0" distL="0" distR="0" wp14:anchorId="25BE1BFD" wp14:editId="6E88DB54">
             <wp:extent cx="6064885" cy="3691255"/>
@@ -986,6 +986,9 @@
         <w:ind w:right="0"/>
       </w:pPr>
       <w:r>
+        <w:rPr>
+          <w:noProof/>
+        </w:rPr>
         <w:drawing>
           <wp:inline distT="0" distB="0" distL="0" distR="0" wp14:anchorId="46290327" wp14:editId="30513415">
             <wp:extent cx="6064885" cy="3503295"/>
@@ -1025,22 +1028,305 @@
     </w:p>
     <w:p>
       <w:pPr>
+        <w:spacing w:after="352" w:line="259" w:lineRule="auto"/>
+        <w:ind w:right="0"/>
+      </w:pPr>
+    </w:p>
+    <w:p>
+      <w:pPr>
+        <w:spacing w:after="352" w:line="259" w:lineRule="auto"/>
+        <w:ind w:right="0"/>
+      </w:pPr>
+    </w:p>
+    <w:p>
+      <w:pPr>
+        <w:spacing w:after="352" w:line="259" w:lineRule="auto"/>
+        <w:ind w:right="0"/>
+      </w:pPr>
+    </w:p>
+    <w:p>
+      <w:pPr>
+        <w:spacing w:after="352" w:line="259" w:lineRule="auto"/>
+        <w:ind w:right="0"/>
+      </w:pPr>
+    </w:p>
+    <w:p>
+      <w:pPr>
+        <w:spacing w:after="352" w:line="259" w:lineRule="auto"/>
+        <w:ind w:right="0"/>
+      </w:pPr>
+    </w:p>
+    <w:p>
+      <w:pPr>
+        <w:spacing w:after="352" w:line="259" w:lineRule="auto"/>
+        <w:ind w:right="0"/>
+      </w:pPr>
+    </w:p>
+    <w:p>
+      <w:pPr>
+        <w:spacing w:after="352" w:line="259" w:lineRule="auto"/>
+        <w:ind w:right="0"/>
+      </w:pPr>
+    </w:p>
+    <w:p>
+      <w:pPr>
+        <w:spacing w:after="352" w:line="259" w:lineRule="auto"/>
+        <w:ind w:right="0"/>
+      </w:pPr>
+    </w:p>
+    <w:p>
+      <w:pPr>
+        <w:spacing w:after="352" w:line="259" w:lineRule="auto"/>
+        <w:ind w:right="0"/>
+      </w:pPr>
+    </w:p>
+    <w:p>
+      <w:pPr>
+        <w:spacing w:after="352" w:line="259" w:lineRule="auto"/>
+        <w:ind w:right="0"/>
+      </w:pPr>
+    </w:p>
+    <w:p>
+      <w:pPr>
+        <w:spacing w:after="352" w:line="259" w:lineRule="auto"/>
+        <w:ind w:right="0"/>
+      </w:pPr>
+    </w:p>
+    <w:p>
+      <w:pPr>
+        <w:spacing w:after="352" w:line="259" w:lineRule="auto"/>
+        <w:ind w:right="0"/>
+      </w:pPr>
+    </w:p>
+    <w:p>
+      <w:pPr>
+        <w:pStyle w:val="Ttulo3"/>
+        <w:numPr>
+          <w:ilvl w:val="1"/>
+          <w:numId w:val="1"/>
+        </w:numPr>
+      </w:pPr>
+      <w:r>
+        <w:lastRenderedPageBreak/>
+        <w:t xml:space="preserve">Group </w:t>
+      </w:r>
+      <w:proofErr w:type="spellStart"/>
+      <w:r>
+        <w:t>Managment</w:t>
+      </w:r>
+      <w:proofErr w:type="spellEnd"/>
+      <w:r>
+        <w:t xml:space="preserve"> </w:t>
+      </w:r>
+    </w:p>
+    <w:p>
+      <w:pPr>
+        <w:pStyle w:val="Prrafodelista"/>
+        <w:ind w:left="1053" w:firstLine="0"/>
+      </w:pPr>
+    </w:p>
+    <w:p>
+      <w:pPr>
+        <w:spacing w:after="352" w:line="259" w:lineRule="auto"/>
+        <w:ind w:right="0"/>
+      </w:pPr>
+      <w:r>
+        <w:t xml:space="preserve">A </w:t>
+      </w:r>
+      <w:proofErr w:type="gramStart"/>
+      <w:r>
+        <w:t xml:space="preserve">continuación </w:t>
+      </w:r>
+      <w:r>
+        <w:t xml:space="preserve"> organiza</w:t>
+      </w:r>
+      <w:r>
+        <w:t>re</w:t>
+      </w:r>
+      <w:r>
+        <w:t>mos</w:t>
+      </w:r>
+      <w:proofErr w:type="gramEnd"/>
+      <w:r>
+        <w:t xml:space="preserve"> la estructura de gobierno de Azure para la empresa </w:t>
+      </w:r>
+      <w:proofErr w:type="spellStart"/>
+      <w:r>
+        <w:t>dzsystem</w:t>
+      </w:r>
+      <w:proofErr w:type="spellEnd"/>
+      <w:r>
+        <w:t xml:space="preserve">. Desde Grupos de administración creamos, bajo el grupo de administración raíz del </w:t>
+      </w:r>
+      <w:proofErr w:type="spellStart"/>
+      <w:r>
+        <w:t>tenant</w:t>
+      </w:r>
+      <w:proofErr w:type="spellEnd"/>
+      <w:r>
+        <w:t xml:space="preserve">, el </w:t>
+      </w:r>
+      <w:proofErr w:type="spellStart"/>
+      <w:r>
+        <w:t>management</w:t>
+      </w:r>
+      <w:proofErr w:type="spellEnd"/>
+      <w:r>
+        <w:t xml:space="preserve"> </w:t>
+      </w:r>
+      <w:proofErr w:type="spellStart"/>
+      <w:r>
+        <w:t>group</w:t>
+      </w:r>
+      <w:proofErr w:type="spellEnd"/>
+      <w:r>
+        <w:t xml:space="preserve"> mg-empresa (Empresa </w:t>
+      </w:r>
+      <w:proofErr w:type="spellStart"/>
+      <w:r>
+        <w:t>dzsystem</w:t>
+      </w:r>
+      <w:proofErr w:type="spellEnd"/>
+      <w:r>
+        <w:t>) con dos hijos: mg-</w:t>
+      </w:r>
+      <w:proofErr w:type="spellStart"/>
+      <w:r>
+        <w:t>produccion</w:t>
+      </w:r>
+      <w:proofErr w:type="spellEnd"/>
+      <w:r>
+        <w:t xml:space="preserve"> y mg-pruebas. Después mov</w:t>
+      </w:r>
+      <w:r>
+        <w:t>ere</w:t>
+      </w:r>
+      <w:r>
+        <w:t>mos la suscripción “David Zafra” a mg-</w:t>
+      </w:r>
+      <w:proofErr w:type="spellStart"/>
+      <w:r>
+        <w:t>produccion</w:t>
+      </w:r>
+      <w:proofErr w:type="spellEnd"/>
+      <w:r>
+        <w:t>, de modo que todo lo que se asigne más arriba (roles RBAC y Azure Policy) se heredará hacia la suscripción y sus recursos, mientras que mg-pruebas queda como entorno separado. Por último, dentro de la suscripción crea</w:t>
+      </w:r>
+      <w:r>
+        <w:t>remos</w:t>
+      </w:r>
+      <w:r>
+        <w:t xml:space="preserve"> seis grupos de recursos por función siguiendo la nomenclatura del proyecto: red, servidores, almacenamiento, aplicaciones, monitorización y copias de seguridad. A cada uno le p</w:t>
+      </w:r>
+      <w:r>
+        <w:t>onemos</w:t>
+      </w:r>
+      <w:r>
+        <w:t xml:space="preserve"> las etiquetas proyecto=az104-migracion, entorno=</w:t>
+      </w:r>
+      <w:proofErr w:type="spellStart"/>
+      <w:r>
+        <w:t>produccion</w:t>
+      </w:r>
+      <w:proofErr w:type="spellEnd"/>
+      <w:r>
+        <w:t xml:space="preserve"> y departamento=IT, teniendo en cuenta que esas etiquetas no se heredan automáticamente a los recursos que se creen dentro de cada grupo.</w:t>
+      </w:r>
+    </w:p>
+    <w:p>
+      <w:pPr>
+        <w:pStyle w:val="Prrafodelista"/>
+        <w:numPr>
+          <w:ilvl w:val="0"/>
+          <w:numId w:val="2"/>
+        </w:numPr>
+        <w:spacing w:after="352" w:line="259" w:lineRule="auto"/>
+        <w:ind w:right="0"/>
+      </w:pPr>
+      <w:r>
+        <w:t xml:space="preserve">Primero de todo creamos los Grupos de Administración en Group </w:t>
+      </w:r>
+      <w:proofErr w:type="spellStart"/>
+      <w:r>
+        <w:t>Managment</w:t>
+      </w:r>
+      <w:proofErr w:type="spellEnd"/>
+      <w:r>
+        <w:t xml:space="preserve">, el primero de todos va ser el </w:t>
+      </w:r>
+      <w:proofErr w:type="gramStart"/>
+      <w:r>
+        <w:t>padre ,</w:t>
+      </w:r>
+      <w:proofErr w:type="gramEnd"/>
+      <w:r>
+        <w:t xml:space="preserve"> es decir mg-empresa </w:t>
+      </w:r>
+    </w:p>
+    <w:p>
+      <w:pPr>
+        <w:spacing w:after="352" w:line="259" w:lineRule="auto"/>
+        <w:ind w:right="0"/>
+      </w:pPr>
+      <w:r>
+        <w:drawing>
+          <wp:inline distT="0" distB="0" distL="0" distR="0" wp14:anchorId="6EF8DE7A" wp14:editId="4EC69415">
+            <wp:extent cx="6064885" cy="3386455"/>
+            <wp:effectExtent l="0" t="0" r="0" b="4445"/>
+            <wp:docPr id="1858185616" name="Imagen 1"/>
+            <wp:cNvGraphicFramePr>
+              <a:graphicFrameLocks xmlns:a="http://schemas.openxmlformats.org/drawingml/2006/main" noChangeAspect="1"/>
+            </wp:cNvGraphicFramePr>
+            <a:graphic xmlns:a="http://schemas.openxmlformats.org/drawingml/2006/main">
+              <a:graphicData uri="http://schemas.openxmlformats.org/drawingml/2006/picture">
+                <pic:pic xmlns:pic="http://schemas.openxmlformats.org/drawingml/2006/picture">
+                  <pic:nvPicPr>
+                    <pic:cNvPr id="1858185616" name=""/>
+                    <pic:cNvPicPr/>
+                  </pic:nvPicPr>
+                  <pic:blipFill>
+                    <a:blip r:embed="rId10"/>
+                    <a:stretch>
+                      <a:fillRect/>
+                    </a:stretch>
+                  </pic:blipFill>
+                  <pic:spPr>
+                    <a:xfrm>
+                      <a:off x="0" y="0"/>
+                      <a:ext cx="6064885" cy="3386455"/>
+                    </a:xfrm>
+                    <a:prstGeom prst="rect">
+                      <a:avLst/>
+                    </a:prstGeom>
+                  </pic:spPr>
+                </pic:pic>
+              </a:graphicData>
+            </a:graphic>
+          </wp:inline>
+        </w:drawing>
+      </w:r>
+    </w:p>
+    <w:p>
+      <w:pPr>
+        <w:spacing w:after="352" w:line="259" w:lineRule="auto"/>
+        <w:ind w:right="0"/>
+      </w:pPr>
+    </w:p>
+    <w:p>
+      <w:pPr>
+        <w:spacing w:after="352" w:line="259" w:lineRule="auto"/>
+        <w:ind w:right="0"/>
+      </w:pPr>
+    </w:p>
+    <w:p>
+      <w:pPr>
         <w:spacing w:after="349" w:line="259" w:lineRule="auto"/>
         <w:ind w:left="648" w:right="0" w:firstLine="0"/>
-      </w:pPr>
-      <w:r>
         <w:rPr>
           <w:b/>
           <w:color w:val="404040"/>
           <w:sz w:val="40"/>
         </w:rPr>
-        <w:t xml:space="preserve"> </w:t>
-      </w:r>
-    </w:p>
-    <w:p>
-      <w:pPr>
-        <w:spacing w:after="352" w:line="259" w:lineRule="auto"/>
-        <w:ind w:left="648" w:right="0" w:firstLine="0"/>
       </w:pPr>
       <w:r>
         <w:rPr>
@@ -1053,62 +1339,1095 @@
     </w:p>
     <w:p>
       <w:pPr>
-        <w:spacing w:after="352" w:line="259" w:lineRule="auto"/>
+        <w:spacing w:after="349" w:line="259" w:lineRule="auto"/>
         <w:ind w:left="648" w:right="0" w:firstLine="0"/>
-      </w:pPr>
-      <w:r>
         <w:rPr>
           <w:b/>
           <w:color w:val="404040"/>
           <w:sz w:val="40"/>
         </w:rPr>
-        <w:t xml:space="preserve"> </w:t>
-      </w:r>
+      </w:pPr>
     </w:p>
     <w:p>
       <w:pPr>
         <w:spacing w:after="349" w:line="259" w:lineRule="auto"/>
         <w:ind w:left="648" w:right="0" w:firstLine="0"/>
-      </w:pPr>
-      <w:r>
         <w:rPr>
           <w:b/>
           <w:color w:val="404040"/>
           <w:sz w:val="40"/>
         </w:rPr>
-        <w:t xml:space="preserve"> </w:t>
+      </w:pPr>
+    </w:p>
+    <w:p>
+      <w:pPr>
+        <w:spacing w:after="349" w:line="259" w:lineRule="auto"/>
+        <w:ind w:left="648" w:right="0" w:firstLine="0"/>
+      </w:pPr>
+    </w:p>
+    <w:p>
+      <w:pPr>
+        <w:pStyle w:val="Prrafodelista"/>
+        <w:numPr>
+          <w:ilvl w:val="0"/>
+          <w:numId w:val="2"/>
+        </w:numPr>
+        <w:spacing w:after="352" w:line="259" w:lineRule="auto"/>
+        <w:ind w:right="0"/>
+      </w:pPr>
+      <w:r>
+        <w:t xml:space="preserve">Dentro del de </w:t>
+      </w:r>
+      <w:proofErr w:type="gramStart"/>
+      <w:r>
+        <w:t>empresa ,</w:t>
+      </w:r>
+      <w:proofErr w:type="gramEnd"/>
+      <w:r>
+        <w:t xml:space="preserve"> creamos los grupos de </w:t>
+      </w:r>
+      <w:proofErr w:type="gramStart"/>
+      <w:r>
+        <w:t>administración ,</w:t>
+      </w:r>
+      <w:proofErr w:type="gramEnd"/>
+      <w:r>
+        <w:t xml:space="preserve"> pruebas y producción para que queden como hijos </w:t>
       </w:r>
     </w:p>
     <w:p>
       <w:pPr>
         <w:spacing w:after="0" w:line="259" w:lineRule="auto"/>
         <w:ind w:left="648" w:right="0" w:firstLine="0"/>
-      </w:pPr>
-      <w:r>
-        <w:rPr>
-          <w:b/>
-          <w:color w:val="404040"/>
-          <w:sz w:val="40"/>
-        </w:rPr>
-        <w:t xml:space="preserve"> </w:t>
-      </w:r>
+        <w:rPr>
+          <w:rFonts w:ascii="Calibri" w:eastAsia="Calibri" w:hAnsi="Calibri" w:cs="Calibri"/>
+        </w:rPr>
+      </w:pPr>
     </w:p>
     <w:p>
       <w:pPr>
         <w:spacing w:after="0" w:line="259" w:lineRule="auto"/>
         <w:ind w:left="648" w:right="0" w:firstLine="0"/>
-      </w:pPr>
-      <w:r>
         <w:rPr>
           <w:rFonts w:ascii="Calibri" w:eastAsia="Calibri" w:hAnsi="Calibri" w:cs="Calibri"/>
         </w:rPr>
+      </w:pPr>
+    </w:p>
+    <w:p>
+      <w:pPr>
+        <w:spacing w:after="0" w:line="259" w:lineRule="auto"/>
+        <w:ind w:left="648" w:right="0" w:firstLine="0"/>
+        <w:rPr>
+          <w:rFonts w:ascii="Calibri" w:eastAsia="Calibri" w:hAnsi="Calibri" w:cs="Calibri"/>
+        </w:rPr>
+      </w:pPr>
+      <w:r>
+        <w:drawing>
+          <wp:inline distT="0" distB="0" distL="0" distR="0" wp14:anchorId="0554B2D9" wp14:editId="1EAC64C3">
+            <wp:extent cx="6064885" cy="2958465"/>
+            <wp:effectExtent l="0" t="0" r="0" b="0"/>
+            <wp:docPr id="1297825563" name="Imagen 1"/>
+            <wp:cNvGraphicFramePr>
+              <a:graphicFrameLocks xmlns:a="http://schemas.openxmlformats.org/drawingml/2006/main" noChangeAspect="1"/>
+            </wp:cNvGraphicFramePr>
+            <a:graphic xmlns:a="http://schemas.openxmlformats.org/drawingml/2006/main">
+              <a:graphicData uri="http://schemas.openxmlformats.org/drawingml/2006/picture">
+                <pic:pic xmlns:pic="http://schemas.openxmlformats.org/drawingml/2006/picture">
+                  <pic:nvPicPr>
+                    <pic:cNvPr id="1297825563" name=""/>
+                    <pic:cNvPicPr/>
+                  </pic:nvPicPr>
+                  <pic:blipFill>
+                    <a:blip r:embed="rId11"/>
+                    <a:stretch>
+                      <a:fillRect/>
+                    </a:stretch>
+                  </pic:blipFill>
+                  <pic:spPr>
+                    <a:xfrm>
+                      <a:off x="0" y="0"/>
+                      <a:ext cx="6064885" cy="2958465"/>
+                    </a:xfrm>
+                    <a:prstGeom prst="rect">
+                      <a:avLst/>
+                    </a:prstGeom>
+                  </pic:spPr>
+                </pic:pic>
+              </a:graphicData>
+            </a:graphic>
+          </wp:inline>
+        </w:drawing>
+      </w:r>
+    </w:p>
+    <w:p>
+      <w:pPr>
+        <w:spacing w:after="0" w:line="259" w:lineRule="auto"/>
+        <w:ind w:left="648" w:right="0" w:firstLine="0"/>
+        <w:rPr>
+          <w:rFonts w:ascii="Calibri" w:eastAsia="Calibri" w:hAnsi="Calibri" w:cs="Calibri"/>
+        </w:rPr>
+      </w:pPr>
+    </w:p>
+    <w:p>
+      <w:pPr>
+        <w:pStyle w:val="Prrafodelista"/>
+        <w:numPr>
+          <w:ilvl w:val="0"/>
+          <w:numId w:val="2"/>
+        </w:numPr>
+        <w:spacing w:after="0" w:line="259" w:lineRule="auto"/>
+        <w:ind w:right="0"/>
+        <w:rPr>
+          <w:rFonts w:eastAsia="Calibri"/>
+        </w:rPr>
+      </w:pPr>
+      <w:proofErr w:type="gramStart"/>
+      <w:r>
+        <w:rPr>
+          <w:rFonts w:eastAsia="Calibri"/>
+        </w:rPr>
+        <w:t>Luego ,</w:t>
+      </w:r>
+      <w:proofErr w:type="gramEnd"/>
+      <w:r>
+        <w:rPr>
+          <w:rFonts w:eastAsia="Calibri"/>
+        </w:rPr>
+        <w:t xml:space="preserve"> dentro del grupo </w:t>
+      </w:r>
+      <w:proofErr w:type="gramStart"/>
+      <w:r>
+        <w:rPr>
+          <w:rFonts w:eastAsia="Calibri"/>
+        </w:rPr>
+        <w:t>Producción ,</w:t>
+      </w:r>
+      <w:proofErr w:type="gramEnd"/>
+      <w:r>
+        <w:rPr>
+          <w:rFonts w:eastAsia="Calibri"/>
+        </w:rPr>
+        <w:t xml:space="preserve"> añadimos la suscripción que vamos a utilizar</w:t>
+      </w:r>
+    </w:p>
+    <w:p>
+      <w:pPr>
+        <w:pStyle w:val="Prrafodelista"/>
+        <w:spacing w:after="0" w:line="259" w:lineRule="auto"/>
+        <w:ind w:left="1368" w:right="0" w:firstLine="0"/>
+        <w:rPr>
+          <w:rFonts w:ascii="Calibri" w:eastAsia="Calibri" w:hAnsi="Calibri" w:cs="Calibri"/>
+        </w:rPr>
+      </w:pPr>
+    </w:p>
+    <w:p>
+      <w:pPr>
+        <w:spacing w:after="0" w:line="259" w:lineRule="auto"/>
+        <w:ind w:left="648" w:right="0" w:firstLine="0"/>
+        <w:rPr>
+          <w:rFonts w:ascii="Calibri" w:eastAsia="Calibri" w:hAnsi="Calibri" w:cs="Calibri"/>
+        </w:rPr>
+      </w:pPr>
+      <w:r>
+        <w:rPr>
+          <w:rFonts w:ascii="Calibri" w:eastAsia="Calibri" w:hAnsi="Calibri" w:cs="Calibri"/>
+        </w:rPr>
+        <w:drawing>
+          <wp:inline distT="0" distB="0" distL="0" distR="0" wp14:anchorId="75E2FEA7" wp14:editId="5E02F836">
+            <wp:extent cx="6064885" cy="2795270"/>
+            <wp:effectExtent l="0" t="0" r="0" b="5080"/>
+            <wp:docPr id="2031940707" name="Imagen 1"/>
+            <wp:cNvGraphicFramePr>
+              <a:graphicFrameLocks xmlns:a="http://schemas.openxmlformats.org/drawingml/2006/main" noChangeAspect="1"/>
+            </wp:cNvGraphicFramePr>
+            <a:graphic xmlns:a="http://schemas.openxmlformats.org/drawingml/2006/main">
+              <a:graphicData uri="http://schemas.openxmlformats.org/drawingml/2006/picture">
+                <pic:pic xmlns:pic="http://schemas.openxmlformats.org/drawingml/2006/picture">
+                  <pic:nvPicPr>
+                    <pic:cNvPr id="2031940707" name=""/>
+                    <pic:cNvPicPr/>
+                  </pic:nvPicPr>
+                  <pic:blipFill>
+                    <a:blip r:embed="rId12"/>
+                    <a:stretch>
+                      <a:fillRect/>
+                    </a:stretch>
+                  </pic:blipFill>
+                  <pic:spPr>
+                    <a:xfrm>
+                      <a:off x="0" y="0"/>
+                      <a:ext cx="6064885" cy="2795270"/>
+                    </a:xfrm>
+                    <a:prstGeom prst="rect">
+                      <a:avLst/>
+                    </a:prstGeom>
+                  </pic:spPr>
+                </pic:pic>
+              </a:graphicData>
+            </a:graphic>
+          </wp:inline>
+        </w:drawing>
+      </w:r>
+    </w:p>
+    <w:p>
+      <w:pPr>
+        <w:spacing w:after="0" w:line="259" w:lineRule="auto"/>
+        <w:ind w:left="648" w:right="0" w:firstLine="0"/>
+        <w:rPr>
+          <w:rFonts w:ascii="Calibri" w:eastAsia="Calibri" w:hAnsi="Calibri" w:cs="Calibri"/>
+        </w:rPr>
+      </w:pPr>
+    </w:p>
+    <w:p>
+      <w:pPr>
+        <w:spacing w:after="0" w:line="259" w:lineRule="auto"/>
+        <w:ind w:left="0" w:right="0" w:firstLine="0"/>
+        <w:rPr>
+          <w:rFonts w:ascii="Calibri" w:eastAsia="Calibri" w:hAnsi="Calibri" w:cs="Calibri"/>
+        </w:rPr>
+      </w:pPr>
+    </w:p>
+    <w:p>
+      <w:pPr>
+        <w:spacing w:after="0" w:line="259" w:lineRule="auto"/>
+        <w:ind w:left="0" w:right="0" w:firstLine="0"/>
+        <w:rPr>
+          <w:rFonts w:ascii="Calibri" w:eastAsia="Calibri" w:hAnsi="Calibri" w:cs="Calibri"/>
+        </w:rPr>
+      </w:pPr>
+    </w:p>
+    <w:p>
+      <w:pPr>
+        <w:spacing w:after="0" w:line="259" w:lineRule="auto"/>
+        <w:ind w:left="648" w:right="0" w:firstLine="0"/>
+        <w:rPr>
+          <w:rFonts w:ascii="Calibri" w:eastAsia="Calibri" w:hAnsi="Calibri" w:cs="Calibri"/>
+        </w:rPr>
+      </w:pPr>
+    </w:p>
+    <w:p>
+      <w:pPr>
+        <w:pStyle w:val="Prrafodelista"/>
+        <w:numPr>
+          <w:ilvl w:val="0"/>
+          <w:numId w:val="2"/>
+        </w:numPr>
+        <w:spacing w:after="0" w:line="259" w:lineRule="auto"/>
+        <w:ind w:right="0"/>
+        <w:rPr>
+          <w:rFonts w:eastAsia="Calibri"/>
+        </w:rPr>
+      </w:pPr>
+      <w:r>
+        <w:rPr>
+          <w:rFonts w:eastAsia="Calibri"/>
+        </w:rPr>
+        <w:lastRenderedPageBreak/>
+        <w:t xml:space="preserve">Por </w:t>
+      </w:r>
+      <w:proofErr w:type="gramStart"/>
+      <w:r>
+        <w:rPr>
+          <w:rFonts w:eastAsia="Calibri"/>
+        </w:rPr>
+        <w:t>ultimo</w:t>
+      </w:r>
+      <w:proofErr w:type="gramEnd"/>
+      <w:r>
+        <w:rPr>
+          <w:rFonts w:eastAsia="Calibri"/>
+        </w:rPr>
+        <w:t xml:space="preserve"> vamos a crear los recursos de la subrepción</w:t>
+      </w:r>
+      <w:r>
+        <w:rPr>
+          <w:rFonts w:eastAsia="Calibri"/>
+        </w:rPr>
+        <w:t xml:space="preserve"> en </w:t>
+      </w:r>
+      <w:proofErr w:type="spellStart"/>
+      <w:r>
+        <w:rPr>
+          <w:rFonts w:eastAsia="Calibri"/>
+        </w:rPr>
+        <w:t>Resource</w:t>
+      </w:r>
+      <w:proofErr w:type="spellEnd"/>
+      <w:r>
+        <w:rPr>
+          <w:rFonts w:eastAsia="Calibri"/>
+        </w:rPr>
+        <w:t xml:space="preserve"> Manager</w:t>
+      </w:r>
+    </w:p>
+    <w:p>
+      <w:pPr>
+        <w:spacing w:after="0" w:line="259" w:lineRule="auto"/>
+        <w:ind w:left="648" w:right="0" w:firstLine="0"/>
+        <w:rPr>
+          <w:rFonts w:eastAsia="Calibri"/>
+        </w:rPr>
+      </w:pPr>
+    </w:p>
+    <w:tbl>
+      <w:tblPr>
+        <w:tblW w:w="0" w:type="auto"/>
+        <w:tblCellSpacing w:w="15" w:type="dxa"/>
+        <w:tblCellMar>
+          <w:top w:w="15" w:type="dxa"/>
+          <w:left w:w="15" w:type="dxa"/>
+          <w:bottom w:w="15" w:type="dxa"/>
+          <w:right w:w="15" w:type="dxa"/>
+        </w:tblCellMar>
+        <w:tblLook w:val="04A0" w:firstRow="1" w:lastRow="0" w:firstColumn="1" w:lastColumn="0" w:noHBand="0" w:noVBand="1"/>
+      </w:tblPr>
+      <w:tblGrid>
+        <w:gridCol w:w="4013"/>
+        <w:gridCol w:w="5322"/>
+      </w:tblGrid>
+      <w:tr>
+        <w:trPr>
+          <w:tblHeader/>
+          <w:tblCellSpacing w:w="15" w:type="dxa"/>
+        </w:trPr>
+        <w:tc>
+          <w:tcPr>
+            <w:tcW w:w="0" w:type="auto"/>
+            <w:vAlign w:val="center"/>
+            <w:hideMark/>
+          </w:tcPr>
+          <w:p>
+            <w:pPr>
+              <w:spacing w:after="0" w:line="259" w:lineRule="auto"/>
+              <w:ind w:left="648" w:right="0" w:firstLine="0"/>
+              <w:rPr>
+                <w:rFonts w:eastAsia="Calibri"/>
+                <w:b/>
+                <w:bCs/>
+              </w:rPr>
+            </w:pPr>
+            <w:r>
+              <w:rPr>
+                <w:rFonts w:eastAsia="Calibri"/>
+                <w:b/>
+                <w:bCs/>
+              </w:rPr>
+              <w:t>Nombre</w:t>
+            </w:r>
+          </w:p>
+        </w:tc>
+        <w:tc>
+          <w:tcPr>
+            <w:tcW w:w="0" w:type="auto"/>
+            <w:vAlign w:val="center"/>
+            <w:hideMark/>
+          </w:tcPr>
+          <w:p>
+            <w:pPr>
+              <w:spacing w:after="0" w:line="259" w:lineRule="auto"/>
+              <w:ind w:left="648" w:right="0" w:firstLine="0"/>
+              <w:rPr>
+                <w:rFonts w:eastAsia="Calibri"/>
+                <w:b/>
+                <w:bCs/>
+              </w:rPr>
+            </w:pPr>
+            <w:r>
+              <w:rPr>
+                <w:rFonts w:eastAsia="Calibri"/>
+                <w:b/>
+                <w:bCs/>
+              </w:rPr>
+              <w:t>Para qué</w:t>
+            </w:r>
+          </w:p>
+        </w:tc>
+      </w:tr>
+      <w:tr>
+        <w:trPr>
+          <w:tblCellSpacing w:w="15" w:type="dxa"/>
+        </w:trPr>
+        <w:tc>
+          <w:tcPr>
+            <w:tcW w:w="0" w:type="auto"/>
+            <w:vAlign w:val="center"/>
+            <w:hideMark/>
+          </w:tcPr>
+          <w:p>
+            <w:pPr>
+              <w:spacing w:after="0" w:line="259" w:lineRule="auto"/>
+              <w:ind w:left="648" w:right="0" w:firstLine="0"/>
+              <w:rPr>
+                <w:rFonts w:eastAsia="Calibri"/>
+              </w:rPr>
+            </w:pPr>
+            <w:proofErr w:type="spellStart"/>
+            <w:r>
+              <w:rPr>
+                <w:rFonts w:eastAsia="Calibri"/>
+              </w:rPr>
+              <w:t>rg</w:t>
+            </w:r>
+            <w:proofErr w:type="spellEnd"/>
+            <w:r>
+              <w:rPr>
+                <w:rFonts w:eastAsia="Calibri"/>
+              </w:rPr>
+              <w:t>-empresa-red-</w:t>
+            </w:r>
+            <w:proofErr w:type="spellStart"/>
+            <w:r>
+              <w:rPr>
+                <w:rFonts w:eastAsia="Calibri"/>
+              </w:rPr>
+              <w:t>weu</w:t>
+            </w:r>
+            <w:proofErr w:type="spellEnd"/>
+          </w:p>
+        </w:tc>
+        <w:tc>
+          <w:tcPr>
+            <w:tcW w:w="0" w:type="auto"/>
+            <w:vAlign w:val="center"/>
+            <w:hideMark/>
+          </w:tcPr>
+          <w:p>
+            <w:pPr>
+              <w:spacing w:after="0" w:line="259" w:lineRule="auto"/>
+              <w:ind w:left="648" w:right="0" w:firstLine="0"/>
+              <w:rPr>
+                <w:rFonts w:eastAsia="Calibri"/>
+              </w:rPr>
+            </w:pPr>
+            <w:proofErr w:type="spellStart"/>
+            <w:r>
+              <w:rPr>
+                <w:rFonts w:eastAsia="Calibri"/>
+              </w:rPr>
+              <w:t>VNets</w:t>
+            </w:r>
+            <w:proofErr w:type="spellEnd"/>
+            <w:r>
+              <w:rPr>
+                <w:rFonts w:eastAsia="Calibri"/>
+              </w:rPr>
+              <w:t>, NSG, DNS, Bastion (semana 2)</w:t>
+            </w:r>
+          </w:p>
+        </w:tc>
+      </w:tr>
+      <w:tr>
+        <w:trPr>
+          <w:tblCellSpacing w:w="15" w:type="dxa"/>
+        </w:trPr>
+        <w:tc>
+          <w:tcPr>
+            <w:tcW w:w="0" w:type="auto"/>
+            <w:vAlign w:val="center"/>
+            <w:hideMark/>
+          </w:tcPr>
+          <w:p>
+            <w:pPr>
+              <w:spacing w:after="0" w:line="259" w:lineRule="auto"/>
+              <w:ind w:left="648" w:right="0" w:firstLine="0"/>
+              <w:rPr>
+                <w:rFonts w:eastAsia="Calibri"/>
+              </w:rPr>
+            </w:pPr>
+            <w:proofErr w:type="spellStart"/>
+            <w:r>
+              <w:rPr>
+                <w:rFonts w:eastAsia="Calibri"/>
+              </w:rPr>
+              <w:t>rg</w:t>
+            </w:r>
+            <w:proofErr w:type="spellEnd"/>
+            <w:r>
+              <w:rPr>
+                <w:rFonts w:eastAsia="Calibri"/>
+              </w:rPr>
+              <w:t>-empresa-servidores-</w:t>
+            </w:r>
+            <w:proofErr w:type="spellStart"/>
+            <w:r>
+              <w:rPr>
+                <w:rFonts w:eastAsia="Calibri"/>
+              </w:rPr>
+              <w:t>weu</w:t>
+            </w:r>
+            <w:proofErr w:type="spellEnd"/>
+          </w:p>
+        </w:tc>
+        <w:tc>
+          <w:tcPr>
+            <w:tcW w:w="0" w:type="auto"/>
+            <w:vAlign w:val="center"/>
+            <w:hideMark/>
+          </w:tcPr>
+          <w:p>
+            <w:pPr>
+              <w:spacing w:after="0" w:line="259" w:lineRule="auto"/>
+              <w:ind w:left="648" w:right="0" w:firstLine="0"/>
+              <w:rPr>
+                <w:rFonts w:eastAsia="Calibri"/>
+              </w:rPr>
+            </w:pPr>
+            <w:proofErr w:type="spellStart"/>
+            <w:r>
+              <w:rPr>
+                <w:rFonts w:eastAsia="Calibri"/>
+              </w:rPr>
+              <w:t>VMs</w:t>
+            </w:r>
+            <w:proofErr w:type="spellEnd"/>
+            <w:r>
+              <w:rPr>
+                <w:rFonts w:eastAsia="Calibri"/>
+              </w:rPr>
+              <w:t xml:space="preserve">, VMSS, Load </w:t>
+            </w:r>
+            <w:proofErr w:type="spellStart"/>
+            <w:r>
+              <w:rPr>
+                <w:rFonts w:eastAsia="Calibri"/>
+              </w:rPr>
+              <w:t>Balancer</w:t>
+            </w:r>
+            <w:proofErr w:type="spellEnd"/>
+            <w:r>
+              <w:rPr>
+                <w:rFonts w:eastAsia="Calibri"/>
+              </w:rPr>
+              <w:t xml:space="preserve"> (semana 2)</w:t>
+            </w:r>
+          </w:p>
+        </w:tc>
+      </w:tr>
+      <w:tr>
+        <w:trPr>
+          <w:tblCellSpacing w:w="15" w:type="dxa"/>
+        </w:trPr>
+        <w:tc>
+          <w:tcPr>
+            <w:tcW w:w="0" w:type="auto"/>
+            <w:vAlign w:val="center"/>
+            <w:hideMark/>
+          </w:tcPr>
+          <w:p>
+            <w:pPr>
+              <w:spacing w:after="0" w:line="259" w:lineRule="auto"/>
+              <w:ind w:left="648" w:right="0" w:firstLine="0"/>
+              <w:rPr>
+                <w:rFonts w:eastAsia="Calibri"/>
+              </w:rPr>
+            </w:pPr>
+            <w:proofErr w:type="spellStart"/>
+            <w:r>
+              <w:rPr>
+                <w:rFonts w:eastAsia="Calibri"/>
+              </w:rPr>
+              <w:t>rg</w:t>
+            </w:r>
+            <w:proofErr w:type="spellEnd"/>
+            <w:r>
+              <w:rPr>
+                <w:rFonts w:eastAsia="Calibri"/>
+              </w:rPr>
+              <w:t>-empresa-almacenamiento-</w:t>
+            </w:r>
+            <w:proofErr w:type="spellStart"/>
+            <w:r>
+              <w:rPr>
+                <w:rFonts w:eastAsia="Calibri"/>
+              </w:rPr>
+              <w:t>weu</w:t>
+            </w:r>
+            <w:proofErr w:type="spellEnd"/>
+          </w:p>
+        </w:tc>
+        <w:tc>
+          <w:tcPr>
+            <w:tcW w:w="0" w:type="auto"/>
+            <w:vAlign w:val="center"/>
+            <w:hideMark/>
+          </w:tcPr>
+          <w:p>
+            <w:pPr>
+              <w:spacing w:after="0" w:line="259" w:lineRule="auto"/>
+              <w:ind w:left="648" w:right="0" w:firstLine="0"/>
+              <w:rPr>
+                <w:rFonts w:eastAsia="Calibri"/>
+              </w:rPr>
+            </w:pPr>
+            <w:r>
+              <w:rPr>
+                <w:rFonts w:eastAsia="Calibri"/>
+              </w:rPr>
+              <w:t>Azure Files y Blob (semana 3)</w:t>
+            </w:r>
+          </w:p>
+        </w:tc>
+      </w:tr>
+      <w:tr>
+        <w:trPr>
+          <w:tblCellSpacing w:w="15" w:type="dxa"/>
+        </w:trPr>
+        <w:tc>
+          <w:tcPr>
+            <w:tcW w:w="0" w:type="auto"/>
+            <w:vAlign w:val="center"/>
+            <w:hideMark/>
+          </w:tcPr>
+          <w:p>
+            <w:pPr>
+              <w:spacing w:after="0" w:line="259" w:lineRule="auto"/>
+              <w:ind w:left="648" w:right="0" w:firstLine="0"/>
+              <w:rPr>
+                <w:rFonts w:eastAsia="Calibri"/>
+              </w:rPr>
+            </w:pPr>
+            <w:proofErr w:type="spellStart"/>
+            <w:r>
+              <w:rPr>
+                <w:rFonts w:eastAsia="Calibri"/>
+              </w:rPr>
+              <w:t>rg</w:t>
+            </w:r>
+            <w:proofErr w:type="spellEnd"/>
+            <w:r>
+              <w:rPr>
+                <w:rFonts w:eastAsia="Calibri"/>
+              </w:rPr>
+              <w:t>-empresa-apps-</w:t>
+            </w:r>
+            <w:proofErr w:type="spellStart"/>
+            <w:r>
+              <w:rPr>
+                <w:rFonts w:eastAsia="Calibri"/>
+              </w:rPr>
+              <w:t>weu</w:t>
+            </w:r>
+            <w:proofErr w:type="spellEnd"/>
+          </w:p>
+        </w:tc>
+        <w:tc>
+          <w:tcPr>
+            <w:tcW w:w="0" w:type="auto"/>
+            <w:vAlign w:val="center"/>
+            <w:hideMark/>
+          </w:tcPr>
+          <w:p>
+            <w:pPr>
+              <w:spacing w:after="0" w:line="259" w:lineRule="auto"/>
+              <w:ind w:left="648" w:right="0" w:firstLine="0"/>
+              <w:rPr>
+                <w:rFonts w:eastAsia="Calibri"/>
+              </w:rPr>
+            </w:pPr>
+            <w:r>
+              <w:rPr>
+                <w:rFonts w:eastAsia="Calibri"/>
+              </w:rPr>
+              <w:t>App Service y contenedores (semana 3)</w:t>
+            </w:r>
+          </w:p>
+        </w:tc>
+      </w:tr>
+      <w:tr>
+        <w:trPr>
+          <w:tblCellSpacing w:w="15" w:type="dxa"/>
+        </w:trPr>
+        <w:tc>
+          <w:tcPr>
+            <w:tcW w:w="0" w:type="auto"/>
+            <w:vAlign w:val="center"/>
+            <w:hideMark/>
+          </w:tcPr>
+          <w:p>
+            <w:pPr>
+              <w:spacing w:after="0" w:line="259" w:lineRule="auto"/>
+              <w:ind w:left="648" w:right="0" w:firstLine="0"/>
+              <w:rPr>
+                <w:rFonts w:eastAsia="Calibri"/>
+              </w:rPr>
+            </w:pPr>
+            <w:proofErr w:type="spellStart"/>
+            <w:r>
+              <w:rPr>
+                <w:rFonts w:eastAsia="Calibri"/>
+              </w:rPr>
+              <w:t>rg</w:t>
+            </w:r>
+            <w:proofErr w:type="spellEnd"/>
+            <w:r>
+              <w:rPr>
+                <w:rFonts w:eastAsia="Calibri"/>
+              </w:rPr>
+              <w:t>-empresa-</w:t>
+            </w:r>
+            <w:proofErr w:type="spellStart"/>
+            <w:r>
+              <w:rPr>
+                <w:rFonts w:eastAsia="Calibri"/>
+              </w:rPr>
+              <w:t>monitorizacion</w:t>
+            </w:r>
+            <w:proofErr w:type="spellEnd"/>
+            <w:r>
+              <w:rPr>
+                <w:rFonts w:eastAsia="Calibri"/>
+              </w:rPr>
+              <w:t>-</w:t>
+            </w:r>
+            <w:proofErr w:type="spellStart"/>
+            <w:r>
+              <w:rPr>
+                <w:rFonts w:eastAsia="Calibri"/>
+              </w:rPr>
+              <w:t>weu</w:t>
+            </w:r>
+            <w:proofErr w:type="spellEnd"/>
+          </w:p>
+        </w:tc>
+        <w:tc>
+          <w:tcPr>
+            <w:tcW w:w="0" w:type="auto"/>
+            <w:vAlign w:val="center"/>
+            <w:hideMark/>
+          </w:tcPr>
+          <w:p>
+            <w:pPr>
+              <w:spacing w:after="0" w:line="259" w:lineRule="auto"/>
+              <w:ind w:left="648" w:right="0" w:firstLine="0"/>
+              <w:rPr>
+                <w:rFonts w:eastAsia="Calibri"/>
+              </w:rPr>
+            </w:pPr>
+            <w:r>
+              <w:rPr>
+                <w:rFonts w:eastAsia="Calibri"/>
+              </w:rPr>
+              <w:t xml:space="preserve">Log </w:t>
+            </w:r>
+            <w:proofErr w:type="spellStart"/>
+            <w:r>
+              <w:rPr>
+                <w:rFonts w:eastAsia="Calibri"/>
+              </w:rPr>
+              <w:t>Analytics</w:t>
+            </w:r>
+            <w:proofErr w:type="spellEnd"/>
+            <w:r>
+              <w:rPr>
+                <w:rFonts w:eastAsia="Calibri"/>
+              </w:rPr>
+              <w:t xml:space="preserve"> y alertas (semana 4)</w:t>
+            </w:r>
+          </w:p>
+        </w:tc>
+      </w:tr>
+      <w:tr>
+        <w:trPr>
+          <w:tblCellSpacing w:w="15" w:type="dxa"/>
+        </w:trPr>
+        <w:tc>
+          <w:tcPr>
+            <w:tcW w:w="0" w:type="auto"/>
+            <w:vAlign w:val="center"/>
+            <w:hideMark/>
+          </w:tcPr>
+          <w:p>
+            <w:pPr>
+              <w:spacing w:after="0" w:line="259" w:lineRule="auto"/>
+              <w:ind w:left="648" w:right="0" w:firstLine="0"/>
+              <w:rPr>
+                <w:rFonts w:eastAsia="Calibri"/>
+              </w:rPr>
+            </w:pPr>
+            <w:proofErr w:type="spellStart"/>
+            <w:r>
+              <w:rPr>
+                <w:rFonts w:eastAsia="Calibri"/>
+              </w:rPr>
+              <w:t>rg</w:t>
+            </w:r>
+            <w:proofErr w:type="spellEnd"/>
+            <w:r>
+              <w:rPr>
+                <w:rFonts w:eastAsia="Calibri"/>
+              </w:rPr>
+              <w:t>-empresa-</w:t>
+            </w:r>
+            <w:proofErr w:type="spellStart"/>
+            <w:r>
+              <w:rPr>
+                <w:rFonts w:eastAsia="Calibri"/>
+              </w:rPr>
+              <w:t>backup</w:t>
+            </w:r>
+            <w:proofErr w:type="spellEnd"/>
+            <w:r>
+              <w:rPr>
+                <w:rFonts w:eastAsia="Calibri"/>
+              </w:rPr>
+              <w:t>-</w:t>
+            </w:r>
+            <w:proofErr w:type="spellStart"/>
+            <w:r>
+              <w:rPr>
+                <w:rFonts w:eastAsia="Calibri"/>
+              </w:rPr>
+              <w:t>weu</w:t>
+            </w:r>
+            <w:proofErr w:type="spellEnd"/>
+          </w:p>
+        </w:tc>
+        <w:tc>
+          <w:tcPr>
+            <w:tcW w:w="0" w:type="auto"/>
+            <w:vAlign w:val="center"/>
+            <w:hideMark/>
+          </w:tcPr>
+          <w:p>
+            <w:pPr>
+              <w:spacing w:after="0" w:line="259" w:lineRule="auto"/>
+              <w:ind w:left="648" w:right="0" w:firstLine="0"/>
+              <w:rPr>
+                <w:rFonts w:eastAsia="Calibri"/>
+              </w:rPr>
+            </w:pPr>
+            <w:r>
+              <w:rPr>
+                <w:rFonts w:eastAsia="Calibri"/>
+              </w:rPr>
+              <w:t>Almacenes de copias de seguridad (semana 4)</w:t>
+            </w:r>
+          </w:p>
+        </w:tc>
+      </w:tr>
+    </w:tbl>
+    <w:p>
+      <w:pPr>
+        <w:spacing w:after="0" w:line="259" w:lineRule="auto"/>
+        <w:ind w:left="648" w:right="0" w:firstLine="0"/>
+        <w:rPr>
+          <w:rFonts w:ascii="Calibri" w:eastAsia="Calibri" w:hAnsi="Calibri" w:cs="Calibri"/>
+        </w:rPr>
+      </w:pPr>
+      <w:r>
+        <w:rPr>
+          <w:rFonts w:ascii="Calibri" w:eastAsia="Calibri" w:hAnsi="Calibri" w:cs="Calibri"/>
+        </w:rPr>
         <w:t xml:space="preserve"> </w:t>
       </w:r>
     </w:p>
+    <w:p>
+      <w:pPr>
+        <w:spacing w:after="0" w:line="259" w:lineRule="auto"/>
+        <w:ind w:left="648" w:right="0" w:firstLine="0"/>
+        <w:rPr>
+          <w:rFonts w:ascii="Calibri" w:eastAsia="Calibri" w:hAnsi="Calibri" w:cs="Calibri"/>
+        </w:rPr>
+      </w:pPr>
+      <w:r>
+        <w:drawing>
+          <wp:anchor distT="0" distB="0" distL="114300" distR="114300" simplePos="0" relativeHeight="251661312" behindDoc="1" locked="0" layoutInCell="1" allowOverlap="1" wp14:anchorId="45D10C0D" wp14:editId="4E55F63C">
+            <wp:simplePos x="0" y="0"/>
+            <wp:positionH relativeFrom="column">
+              <wp:posOffset>3053876</wp:posOffset>
+            </wp:positionH>
+            <wp:positionV relativeFrom="paragraph">
+              <wp:posOffset>118574</wp:posOffset>
+            </wp:positionV>
+            <wp:extent cx="3300730" cy="1801495"/>
+            <wp:effectExtent l="0" t="0" r="0" b="8255"/>
+            <wp:wrapTight wrapText="bothSides">
+              <wp:wrapPolygon edited="0">
+                <wp:start x="0" y="0"/>
+                <wp:lineTo x="0" y="21471"/>
+                <wp:lineTo x="21442" y="21471"/>
+                <wp:lineTo x="21442" y="0"/>
+                <wp:lineTo x="0" y="0"/>
+              </wp:wrapPolygon>
+            </wp:wrapTight>
+            <wp:docPr id="587206555" name="Imagen 1"/>
+            <wp:cNvGraphicFramePr>
+              <a:graphicFrameLocks xmlns:a="http://schemas.openxmlformats.org/drawingml/2006/main" noChangeAspect="1"/>
+            </wp:cNvGraphicFramePr>
+            <a:graphic xmlns:a="http://schemas.openxmlformats.org/drawingml/2006/main">
+              <a:graphicData uri="http://schemas.openxmlformats.org/drawingml/2006/picture">
+                <pic:pic xmlns:pic="http://schemas.openxmlformats.org/drawingml/2006/picture">
+                  <pic:nvPicPr>
+                    <pic:cNvPr id="587206555" name=""/>
+                    <pic:cNvPicPr/>
+                  </pic:nvPicPr>
+                  <pic:blipFill>
+                    <a:blip r:embed="rId13" cstate="print">
+                      <a:extLst>
+                        <a:ext uri="{28A0092B-C50C-407E-A947-70E740481C1C}">
+                          <a14:useLocalDpi xmlns:a14="http://schemas.microsoft.com/office/drawing/2010/main" val="0"/>
+                        </a:ext>
+                      </a:extLst>
+                    </a:blip>
+                    <a:stretch>
+                      <a:fillRect/>
+                    </a:stretch>
+                  </pic:blipFill>
+                  <pic:spPr>
+                    <a:xfrm>
+                      <a:off x="0" y="0"/>
+                      <a:ext cx="3300730" cy="1801495"/>
+                    </a:xfrm>
+                    <a:prstGeom prst="rect">
+                      <a:avLst/>
+                    </a:prstGeom>
+                  </pic:spPr>
+                </pic:pic>
+              </a:graphicData>
+            </a:graphic>
+            <wp14:sizeRelH relativeFrom="margin">
+              <wp14:pctWidth>0</wp14:pctWidth>
+            </wp14:sizeRelH>
+            <wp14:sizeRelV relativeFrom="margin">
+              <wp14:pctHeight>0</wp14:pctHeight>
+            </wp14:sizeRelV>
+          </wp:anchor>
+        </w:drawing>
+      </w:r>
+    </w:p>
+    <w:p>
+      <w:pPr>
+        <w:spacing w:after="0" w:line="259" w:lineRule="auto"/>
+        <w:ind w:left="648" w:right="0" w:firstLine="0"/>
+        <w:rPr>
+          <w:rFonts w:ascii="Calibri" w:eastAsia="Calibri" w:hAnsi="Calibri" w:cs="Calibri"/>
+        </w:rPr>
+      </w:pPr>
+      <w:r>
+        <w:rPr>
+          <w:rFonts w:ascii="Calibri" w:eastAsia="Calibri" w:hAnsi="Calibri" w:cs="Calibri"/>
+        </w:rPr>
+        <w:drawing>
+          <wp:anchor distT="0" distB="0" distL="114300" distR="114300" simplePos="0" relativeHeight="251662336" behindDoc="1" locked="0" layoutInCell="1" allowOverlap="1" wp14:anchorId="3ED109A7" wp14:editId="4FA6D569">
+            <wp:simplePos x="0" y="0"/>
+            <wp:positionH relativeFrom="margin">
+              <wp:posOffset>82228</wp:posOffset>
+            </wp:positionH>
+            <wp:positionV relativeFrom="paragraph">
+              <wp:posOffset>9061</wp:posOffset>
+            </wp:positionV>
+            <wp:extent cx="2707640" cy="1849120"/>
+            <wp:effectExtent l="0" t="0" r="0" b="0"/>
+            <wp:wrapTight wrapText="bothSides">
+              <wp:wrapPolygon edited="0">
+                <wp:start x="0" y="0"/>
+                <wp:lineTo x="0" y="21363"/>
+                <wp:lineTo x="21428" y="21363"/>
+                <wp:lineTo x="21428" y="0"/>
+                <wp:lineTo x="0" y="0"/>
+              </wp:wrapPolygon>
+            </wp:wrapTight>
+            <wp:docPr id="1504985667" name="Imagen 1"/>
+            <wp:cNvGraphicFramePr>
+              <a:graphicFrameLocks xmlns:a="http://schemas.openxmlformats.org/drawingml/2006/main" noChangeAspect="1"/>
+            </wp:cNvGraphicFramePr>
+            <a:graphic xmlns:a="http://schemas.openxmlformats.org/drawingml/2006/main">
+              <a:graphicData uri="http://schemas.openxmlformats.org/drawingml/2006/picture">
+                <pic:pic xmlns:pic="http://schemas.openxmlformats.org/drawingml/2006/picture">
+                  <pic:nvPicPr>
+                    <pic:cNvPr id="1504985667" name=""/>
+                    <pic:cNvPicPr/>
+                  </pic:nvPicPr>
+                  <pic:blipFill>
+                    <a:blip r:embed="rId14" cstate="print">
+                      <a:extLst>
+                        <a:ext uri="{28A0092B-C50C-407E-A947-70E740481C1C}">
+                          <a14:useLocalDpi xmlns:a14="http://schemas.microsoft.com/office/drawing/2010/main" val="0"/>
+                        </a:ext>
+                      </a:extLst>
+                    </a:blip>
+                    <a:stretch>
+                      <a:fillRect/>
+                    </a:stretch>
+                  </pic:blipFill>
+                  <pic:spPr>
+                    <a:xfrm>
+                      <a:off x="0" y="0"/>
+                      <a:ext cx="2707640" cy="1849120"/>
+                    </a:xfrm>
+                    <a:prstGeom prst="rect">
+                      <a:avLst/>
+                    </a:prstGeom>
+                  </pic:spPr>
+                </pic:pic>
+              </a:graphicData>
+            </a:graphic>
+          </wp:anchor>
+        </w:drawing>
+      </w:r>
+    </w:p>
+    <w:p>
+      <w:pPr>
+        <w:spacing w:after="0" w:line="259" w:lineRule="auto"/>
+        <w:ind w:left="648" w:right="0" w:firstLine="0"/>
+        <w:rPr>
+          <w:rFonts w:ascii="Calibri" w:eastAsia="Calibri" w:hAnsi="Calibri" w:cs="Calibri"/>
+        </w:rPr>
+      </w:pPr>
+    </w:p>
+    <w:p>
+      <w:pPr>
+        <w:spacing w:after="0" w:line="259" w:lineRule="auto"/>
+        <w:ind w:left="648" w:right="0" w:firstLine="0"/>
+      </w:pPr>
+    </w:p>
+    <w:p>
+      <w:pPr>
+        <w:spacing w:after="0" w:line="259" w:lineRule="auto"/>
+        <w:ind w:left="648" w:right="0" w:firstLine="0"/>
+      </w:pPr>
+      <w:r>
+        <w:drawing>
+          <wp:inline distT="0" distB="0" distL="0" distR="0" wp14:anchorId="2F499B1C" wp14:editId="68F56ADB">
+            <wp:extent cx="6064885" cy="2112645"/>
+            <wp:effectExtent l="0" t="0" r="0" b="1905"/>
+            <wp:docPr id="1762632623" name="Imagen 1"/>
+            <wp:cNvGraphicFramePr>
+              <a:graphicFrameLocks xmlns:a="http://schemas.openxmlformats.org/drawingml/2006/main" noChangeAspect="1"/>
+            </wp:cNvGraphicFramePr>
+            <a:graphic xmlns:a="http://schemas.openxmlformats.org/drawingml/2006/main">
+              <a:graphicData uri="http://schemas.openxmlformats.org/drawingml/2006/picture">
+                <pic:pic xmlns:pic="http://schemas.openxmlformats.org/drawingml/2006/picture">
+                  <pic:nvPicPr>
+                    <pic:cNvPr id="1762632623" name=""/>
+                    <pic:cNvPicPr/>
+                  </pic:nvPicPr>
+                  <pic:blipFill>
+                    <a:blip r:embed="rId15"/>
+                    <a:stretch>
+                      <a:fillRect/>
+                    </a:stretch>
+                  </pic:blipFill>
+                  <pic:spPr>
+                    <a:xfrm>
+                      <a:off x="0" y="0"/>
+                      <a:ext cx="6064885" cy="2112645"/>
+                    </a:xfrm>
+                    <a:prstGeom prst="rect">
+                      <a:avLst/>
+                    </a:prstGeom>
+                  </pic:spPr>
+                </pic:pic>
+              </a:graphicData>
+            </a:graphic>
+          </wp:inline>
+        </w:drawing>
+      </w:r>
+    </w:p>
     <w:sectPr>
-      <w:footerReference w:type="even" r:id="rId10"/>
-      <w:footerReference w:type="default" r:id="rId11"/>
-      <w:footerReference w:type="first" r:id="rId12"/>
+      <w:footerReference w:type="even" r:id="rId16"/>
+      <w:footerReference w:type="default" r:id="rId17"/>
+      <w:footerReference w:type="first" r:id="rId18"/>
       <w:pgSz w:w="11906" w:h="16838"/>
       <w:pgMar w:top="1417" w:right="1301" w:bottom="1234" w:left="1054" w:header="720" w:footer="720" w:gutter="0"/>
       <w:cols w:space="720"/>
@@ -1258,7 +2577,7 @@
   <w:abstractNum w:abstractNumId="0" w15:restartNumberingAfterBreak="0">
     <w:nsid w:val="0F753EC0"/>
     <w:multiLevelType w:val="hybridMultilevel"/>
-    <w:tmpl w:val="2AAEDA1C"/>
+    <w:tmpl w:val="6388B6BA"/>
     <w:lvl w:ilvl="0" w:tplc="0C0A0001">
       <w:start w:val="1"/>
       <w:numFmt w:val="bullet"/>
